--- a/Fake News Classifier Project Report.docx
+++ b/Fake News Classifier Project Report.docx
@@ -94,37 +94,7 @@
           <w:sz w:val="36"/>
           <w:szCs w:val="36"/>
         </w:rPr>
-        <w:t xml:space="preserve">Fake News Classifier Project </w:t>
-      </w:r>
-      <w:r>
-        <w:rPr>
-          <w:rFonts w:ascii="Times New Roman" w:hAnsi="Times New Roman" w:cs="Times New Roman"/>
-          <w:b/>
-          <w:bCs/>
-          <w:sz w:val="36"/>
-          <w:szCs w:val="36"/>
-        </w:rPr>
-        <w:t>–</w:t>
-      </w:r>
-      <w:r>
-        <w:rPr>
-          <w:rFonts w:ascii="Times New Roman" w:hAnsi="Times New Roman" w:cs="Times New Roman"/>
-          <w:b/>
-          <w:bCs/>
-          <w:sz w:val="36"/>
-          <w:szCs w:val="36"/>
-        </w:rPr>
-        <w:t xml:space="preserve"> </w:t>
-      </w:r>
-      <w:r>
-        <w:rPr>
-          <w:rFonts w:ascii="Times New Roman" w:hAnsi="Times New Roman" w:cs="Times New Roman"/>
-          <w:b/>
-          <w:bCs/>
-          <w:sz w:val="36"/>
-          <w:szCs w:val="36"/>
-        </w:rPr>
-        <w:t>Md. Al Imran</w:t>
+        <w:t>Fake News Classifier Project – Md. Al Imran</w:t>
       </w:r>
     </w:p>
     <w:p>
@@ -140,11 +110,6 @@
       </w:pPr>
     </w:p>
     <w:p>
-      <w:pPr>
-        <w:rPr>
-          <w:rFonts w:ascii="Times New Roman" w:hAnsi="Times New Roman" w:cs="Times New Roman"/>
-        </w:rPr>
-      </w:pPr>
       <w:r>
         <w:rPr>
           <w:rFonts w:ascii="Times New Roman" w:hAnsi="Times New Roman" w:cs="Times New Roman"/>
@@ -167,50 +132,8 @@
         <w:r>
           <w:rPr>
             <w:rStyle w:val="Hyperlink"/>
-            <w:rFonts w:ascii="Times New Roman" w:hAnsi="Times New Roman" w:cs="Times New Roman"/>
           </w:rPr>
-          <w:t xml:space="preserve">https :// </w:t>
-        </w:r>
-        <w:proofErr w:type="spellStart"/>
-        <w:proofErr w:type="gramStart"/>
-        <w:r>
-          <w:rPr>
-            <w:rStyle w:val="Hyperlink"/>
-            <w:rFonts w:ascii="Times New Roman" w:hAnsi="Times New Roman" w:cs="Times New Roman"/>
-          </w:rPr>
-          <w:t>github</w:t>
-        </w:r>
-        <w:proofErr w:type="spellEnd"/>
-        <w:r>
-          <w:rPr>
-            <w:rStyle w:val="Hyperlink"/>
-            <w:rFonts w:ascii="Times New Roman" w:hAnsi="Times New Roman" w:cs="Times New Roman"/>
-          </w:rPr>
-          <w:t xml:space="preserve"> .</w:t>
-        </w:r>
-        <w:proofErr w:type="gramEnd"/>
-        <w:r>
-          <w:rPr>
-            <w:rStyle w:val="Hyperlink"/>
-            <w:rFonts w:ascii="Times New Roman" w:hAnsi="Times New Roman" w:cs="Times New Roman"/>
-          </w:rPr>
-          <w:t xml:space="preserve"> com / </w:t>
-        </w:r>
-        <w:proofErr w:type="spellStart"/>
-        <w:r>
-          <w:rPr>
-            <w:rStyle w:val="Hyperlink"/>
-            <w:rFonts w:ascii="Times New Roman" w:hAnsi="Times New Roman" w:cs="Times New Roman"/>
-          </w:rPr>
-          <w:t>yourusername</w:t>
-        </w:r>
-        <w:proofErr w:type="spellEnd"/>
-        <w:r>
-          <w:rPr>
-            <w:rStyle w:val="Hyperlink"/>
-            <w:rFonts w:ascii="Times New Roman" w:hAnsi="Times New Roman" w:cs="Times New Roman"/>
-          </w:rPr>
-          <w:t xml:space="preserve"> / fake - news - classifier</w:t>
+          <w:t>https://github.com/rotoncsedu/fake-news-classifier</w:t>
         </w:r>
       </w:hyperlink>
     </w:p>
@@ -2516,6 +2439,7 @@
   <w:style w:type="character" w:default="1" w:styleId="DefaultParagraphFont">
     <w:name w:val="Default Paragraph Font"/>
     <w:uiPriority w:val="1"/>
+    <w:semiHidden/>
     <w:unhideWhenUsed/>
   </w:style>
   <w:style w:type="table" w:default="1" w:styleId="TableNormal">
